--- a/major-report-2026.docx
+++ b/major-report-2026.docx
@@ -31,14 +31,7 @@
           <w:sz w:val="28"/>
           <w:szCs w:val="28"/>
         </w:rPr>
-        <w:t>Department of Computer Science &amp; Engineering</w:t>
-      </w:r>
-      <w:r>
-        <w:rPr>
-          <w:sz w:val="28"/>
-          <w:szCs w:val="28"/>
-        </w:rPr>
-        <w:t xml:space="preserve"> and IT</w:t>
+        <w:t>Department of Computer Science &amp; Engineering and IT</w:t>
       </w:r>
     </w:p>
     <w:p>
@@ -48,11 +41,7 @@
       </w:pPr>
       <w:r>
         <w:fldChar w:fldCharType="begin"/>
-      </w:r>
-      <w:r>
         <w:instrText xml:space="preserve"> INCLUDEPICTURE "/Users/yash.malik/Library/Group Containers/UBF8T346G9.ms/WebArchiveCopyPasteTempFiles/com.microsoft.Word/4809db5e-faa0-45dd-bfc7-01c035fe15b8.png" \* MERGEFORMATINET </w:instrText>
-      </w:r>
-      <w:r>
         <w:fldChar w:fldCharType="separate"/>
       </w:r>
       <w:r>
@@ -124,30 +113,14 @@
           <w:sz w:val="32"/>
           <w:szCs w:val="32"/>
         </w:rPr>
-        <w:t xml:space="preserve">Major Project </w:t>
-      </w:r>
-      <w:r>
-        <w:rPr>
-          <w:b/>
-          <w:bCs/>
-          <w:sz w:val="32"/>
-          <w:szCs w:val="32"/>
-        </w:rPr>
-        <w:t xml:space="preserve">Title: </w:t>
+        <w:t xml:space="preserve">Major Project Title: </w:t>
       </w:r>
       <w:r>
         <w:rPr>
           <w:sz w:val="28"/>
           <w:szCs w:val="28"/>
         </w:rPr>
-        <w:t>Service Catalog Internal Developer Platform</w:t>
-      </w:r>
-      <w:r>
-        <w:rPr>
-          <w:sz w:val="28"/>
-          <w:szCs w:val="28"/>
-        </w:rPr>
-        <w:t xml:space="preserve"> for Sprinklr</w:t>
+        <w:t>Service Catalog Internal Developer Platform for Sprinklr</w:t>
       </w:r>
     </w:p>
     <w:p>
@@ -334,35 +307,7 @@
           <w:i/>
           <w:iCs/>
         </w:rPr>
-        <w:t xml:space="preserve"> (</w:t>
-      </w:r>
-      <w:r>
-        <w:rPr>
-          <w:i/>
-          <w:iCs/>
-        </w:rPr>
-        <w:t xml:space="preserve">Enrollment </w:t>
-      </w:r>
-      <w:r>
-        <w:rPr>
-          <w:i/>
-          <w:iCs/>
-        </w:rPr>
-        <w:t xml:space="preserve">No. </w:t>
-      </w:r>
-      <w:r>
-        <w:rPr>
-          <w:i/>
-          <w:iCs/>
-        </w:rPr>
-        <w:t>22103171</w:t>
-      </w:r>
-      <w:r>
-        <w:rPr>
-          <w:i/>
-          <w:iCs/>
-        </w:rPr>
-        <w:t xml:space="preserve">), is a bona fide record of original work carried out under my guidance and supervision in partial fulfillment of the award of the degree of </w:t>
+        <w:t xml:space="preserve"> (Enrollment No. 22103171), is a bona fide record of original work carried out under my guidance and supervision in partial fulfillment of the award of the degree of </w:t>
       </w:r>
       <w:r>
         <w:rPr>
@@ -419,10 +364,7 @@
         <w:t xml:space="preserve">Date: </w:t>
       </w:r>
       <w:r>
-        <w:t>___________________</w:t>
-      </w:r>
-      <w:r>
-        <w:t>______</w:t>
+        <w:t>_________________________</w:t>
       </w:r>
     </w:p>
     <w:p>
@@ -455,10 +397,7 @@
         <w:t xml:space="preserve">Name: </w:t>
       </w:r>
       <w:r>
-        <w:t>___________________</w:t>
-      </w:r>
-      <w:r>
-        <w:t>_____</w:t>
+        <w:t>________________________</w:t>
       </w:r>
     </w:p>
     <w:p>
@@ -521,10 +460,7 @@
         <w:t xml:space="preserve">Name: </w:t>
       </w:r>
       <w:r>
-        <w:t>___________________</w:t>
-      </w:r>
-      <w:r>
-        <w:t>_____</w:t>
+        <w:t>________________________</w:t>
       </w:r>
     </w:p>
     <w:p>
@@ -619,21 +555,7 @@
           <w:i/>
           <w:iCs/>
         </w:rPr>
-        <w:t xml:space="preserve"> represents original work carried out by me</w:t>
-      </w:r>
-      <w:r>
-        <w:rPr>
-          <w:i/>
-          <w:iCs/>
-        </w:rPr>
-        <w:t xml:space="preserve">. </w:t>
-      </w:r>
-      <w:r>
-        <w:rPr>
-          <w:i/>
-          <w:iCs/>
-        </w:rPr>
-        <w:t>The work reported herein has not been submitted to any other university or institution for the award of any degree or diploma. All sources of information and data used in this report have been duly acknowledged.</w:t>
+        <w:t xml:space="preserve"> represents original work carried out by me. The work reported herein has not been submitted to any other university or institution for the award of any degree or diploma. All sources of information and data used in this report have been duly acknowledged.</w:t>
       </w:r>
     </w:p>
     <w:p>
@@ -736,25 +658,7 @@
         <w:jc w:val="both"/>
       </w:pPr>
       <w:r>
-        <w:t>I take this opportunity to express my profound gratitude and deep regards to my supervisor</w:t>
-      </w:r>
-      <w:r>
-        <w:t>,</w:t>
-      </w:r>
-      <w:r>
-        <w:t xml:space="preserve"> for </w:t>
-      </w:r>
-      <w:r>
-        <w:t xml:space="preserve">their </w:t>
-      </w:r>
-      <w:r>
-        <w:t xml:space="preserve">exemplary guidance, monitoring, and constant encouragement throughout the course of this project. The blessing, help, and guidance given by </w:t>
-      </w:r>
-      <w:r>
-        <w:t>them</w:t>
-      </w:r>
-      <w:r>
-        <w:t xml:space="preserve"> from time to time shall carry me a long way in the journey of life on which I am about to embark.</w:t>
+        <w:t>I take this opportunity to express my profound gratitude and deep regards to my supervisor, for their exemplary guidance, monitoring, and constant encouragement throughout the course of this project. The blessing, help, and guidance given by them from time to time shall carry me a long way in the journey of life on which I am about to embark.</w:t>
       </w:r>
     </w:p>
     <w:p>
@@ -911,25 +815,7 @@
         <w:t xml:space="preserve">Methodology: </w:t>
       </w:r>
       <w:r>
-        <w:t>The project adopted a phased implementation methodology aligned with platform engineering best practices. Backstage v1.49.1 was scaffolded and integrated with the Sprinklr GitLab instance</w:t>
-      </w:r>
-      <w:r>
-        <w:t xml:space="preserve">. </w:t>
-      </w:r>
-      <w:r>
-        <w:t xml:space="preserve">The Kubernetes plugin was configured with service-account-based authentication against a </w:t>
-      </w:r>
-      <w:r>
-        <w:t>production Kubernetes</w:t>
-      </w:r>
-      <w:r>
-        <w:t xml:space="preserve"> cluster. </w:t>
-      </w:r>
-      <w:r>
-        <w:t>An</w:t>
-      </w:r>
-      <w:r>
-        <w:t xml:space="preserve"> ArgoCD instance was connected via the Backstage ArgoCD plugin to provide real-time deployment visibility. Custom software templates were authored for Backend (Python FastAPI and TypeScript Express), Client (Mobile), Data Engineering, and Machine Learning workloads. A PostgreSQL 18 database was configured for persistent catalog storage.</w:t>
+        <w:t>The project adopted a phased implementation methodology aligned with platform engineering best practices. Backstage v1.49.1 was scaffolded and integrated with the Sprinklr GitLab instance. The Kubernetes plugin was configured with service-account-based authentication against a production Kubernetes cluster. An ArgoCD instance was connected via the Backstage ArgoCD plugin to provide real-time deployment visibility. Custom software templates were authored for Backend (Python FastAPI and TypeScript Express), Client (Mobile), Data Engineering, and Machine Learning workloads. A PostgreSQL 18 database was configured for persistent catalog storage.</w:t>
       </w:r>
     </w:p>
     <w:p>
@@ -950,31 +836,7 @@
         <w:t xml:space="preserve">Key Results: </w:t>
       </w:r>
       <w:r>
-        <w:t xml:space="preserve">The Backstage instance was deployed and made accessible via </w:t>
-      </w:r>
-      <w:r>
-        <w:t>a Kubernetes deployment</w:t>
-      </w:r>
-      <w:r>
-        <w:t xml:space="preserve">. GitLab integration surfaced all repositories from </w:t>
-      </w:r>
-      <w:r>
-        <w:t>GitLab</w:t>
-      </w:r>
-      <w:r>
-        <w:t xml:space="preserve"> into the catalog. The ArgoCD plugin displayed sync status and health metrics for </w:t>
-      </w:r>
-      <w:r>
-        <w:t>all</w:t>
-      </w:r>
-      <w:r>
-        <w:t xml:space="preserve"> namespaces. Helm charts with ownership annotations were validated via CI scripts.</w:t>
-      </w:r>
-      <w:r>
-        <w:t xml:space="preserve"> </w:t>
-      </w:r>
-      <w:r>
-        <w:t>The Kubernetes plugin displayed live pod status for annotated entities.</w:t>
+        <w:t>The Backstage instance was deployed and made accessible via a Kubernetes deployment. GitLab integration surfaced all repositories from GitLab into the catalog. The ArgoCD plugin displayed sync status and health metrics for all namespaces. Helm charts with ownership annotations were validated via CI scripts. The Kubernetes plugin displayed live pod status for annotated entities.</w:t>
       </w:r>
     </w:p>
     <w:p>
@@ -1353,7 +1215,7 @@
               <w:spacing w:line="360" w:lineRule="auto"/>
             </w:pPr>
             <w:r>
-              <w:t>12</w:t>
+              <w:t>11</w:t>
             </w:r>
           </w:p>
         </w:tc>
@@ -1430,7 +1292,7 @@
               <w:spacing w:line="360" w:lineRule="auto"/>
             </w:pPr>
             <w:r>
-              <w:t>24</w:t>
+              <w:t>18</w:t>
             </w:r>
           </w:p>
         </w:tc>
@@ -1507,7 +1369,7 @@
               <w:spacing w:line="360" w:lineRule="auto"/>
             </w:pPr>
             <w:r>
-              <w:t>38</w:t>
+              <w:t>28</w:t>
             </w:r>
           </w:p>
         </w:tc>
@@ -1584,7 +1446,7 @@
               <w:spacing w:line="360" w:lineRule="auto"/>
             </w:pPr>
             <w:r>
-              <w:t>50</w:t>
+              <w:t>39</w:t>
             </w:r>
           </w:p>
         </w:tc>
@@ -1661,7 +1523,7 @@
               <w:spacing w:line="360" w:lineRule="auto"/>
             </w:pPr>
             <w:r>
-              <w:t>58</w:t>
+              <w:t>49</w:t>
             </w:r>
           </w:p>
         </w:tc>
@@ -1735,7 +1597,7 @@
               <w:spacing w:line="360" w:lineRule="auto"/>
             </w:pPr>
             <w:r>
-              <w:t>62</w:t>
+              <w:t>54</w:t>
             </w:r>
           </w:p>
         </w:tc>
@@ -1953,7 +1815,7 @@
               <w:spacing w:line="360" w:lineRule="auto"/>
             </w:pPr>
             <w:r>
-              <w:t>5</w:t>
+              <w:t>1</w:t>
             </w:r>
           </w:p>
         </w:tc>
@@ -2030,7 +1892,7 @@
               <w:spacing w:line="360" w:lineRule="auto"/>
             </w:pPr>
             <w:r>
-              <w:t>9</w:t>
+              <w:t>3</w:t>
             </w:r>
           </w:p>
         </w:tc>
@@ -2107,7 +1969,7 @@
               <w:spacing w:line="360" w:lineRule="auto"/>
             </w:pPr>
             <w:r>
-              <w:t>14</w:t>
+              <w:t>11</w:t>
             </w:r>
           </w:p>
         </w:tc>
@@ -2184,7 +2046,7 @@
               <w:spacing w:line="360" w:lineRule="auto"/>
             </w:pPr>
             <w:r>
-              <w:t>26</w:t>
+              <w:t>18</w:t>
             </w:r>
           </w:p>
         </w:tc>
@@ -2261,7 +2123,7 @@
               <w:spacing w:line="360" w:lineRule="auto"/>
             </w:pPr>
             <w:r>
-              <w:t>29</w:t>
+              <w:t>21</w:t>
             </w:r>
           </w:p>
         </w:tc>
@@ -2338,7 +2200,7 @@
               <w:spacing w:line="360" w:lineRule="auto"/>
             </w:pPr>
             <w:r>
-              <w:t>31</w:t>
+              <w:t>22</w:t>
             </w:r>
           </w:p>
         </w:tc>
@@ -2415,7 +2277,7 @@
               <w:spacing w:line="360" w:lineRule="auto"/>
             </w:pPr>
             <w:r>
-              <w:t>33</w:t>
+              <w:t>24</w:t>
             </w:r>
           </w:p>
         </w:tc>
@@ -2492,7 +2354,7 @@
               <w:spacing w:line="360" w:lineRule="auto"/>
             </w:pPr>
             <w:r>
-              <w:t>39</w:t>
+              <w:t>28</w:t>
             </w:r>
           </w:p>
         </w:tc>
@@ -2569,7 +2431,7 @@
               <w:spacing w:line="360" w:lineRule="auto"/>
             </w:pPr>
             <w:r>
-              <w:t>43</w:t>
+              <w:t>37</w:t>
             </w:r>
           </w:p>
         </w:tc>
@@ -2646,7 +2508,7 @@
               <w:spacing w:line="360" w:lineRule="auto"/>
             </w:pPr>
             <w:r>
-              <w:t>45</w:t>
+              <w:t>30</w:t>
             </w:r>
           </w:p>
         </w:tc>
@@ -2723,7 +2585,7 @@
               <w:spacing w:line="360" w:lineRule="auto"/>
             </w:pPr>
             <w:r>
-              <w:t>52</w:t>
+              <w:t>39</w:t>
             </w:r>
           </w:p>
         </w:tc>
@@ -2800,7 +2662,7 @@
               <w:spacing w:line="360" w:lineRule="auto"/>
             </w:pPr>
             <w:r>
-              <w:t>53</w:t>
+              <w:t>40</w:t>
             </w:r>
           </w:p>
         </w:tc>
@@ -2877,7 +2739,7 @@
               <w:spacing w:line="360" w:lineRule="auto"/>
             </w:pPr>
             <w:r>
-              <w:t>54</w:t>
+              <w:t>40</w:t>
             </w:r>
           </w:p>
         </w:tc>
@@ -3095,7 +2957,7 @@
               <w:spacing w:line="360" w:lineRule="auto"/>
             </w:pPr>
             <w:r>
-              <w:t>8</w:t>
+              <w:t>6</w:t>
             </w:r>
           </w:p>
         </w:tc>
@@ -3172,7 +3034,7 @@
               <w:spacing w:line="360" w:lineRule="auto"/>
             </w:pPr>
             <w:r>
-              <w:t>10</w:t>
+              <w:t>9</w:t>
             </w:r>
           </w:p>
         </w:tc>
@@ -3249,7 +3111,7 @@
               <w:spacing w:line="360" w:lineRule="auto"/>
             </w:pPr>
             <w:r>
-              <w:t>17</w:t>
+              <w:t>15</w:t>
             </w:r>
           </w:p>
         </w:tc>
@@ -3326,7 +3188,7 @@
               <w:spacing w:line="360" w:lineRule="auto"/>
             </w:pPr>
             <w:r>
-              <w:t>20</w:t>
+              <w:t>16</w:t>
             </w:r>
           </w:p>
         </w:tc>
@@ -3403,7 +3265,7 @@
               <w:spacing w:line="360" w:lineRule="auto"/>
             </w:pPr>
             <w:r>
-              <w:t>22</w:t>
+              <w:t>17</w:t>
             </w:r>
           </w:p>
         </w:tc>
@@ -3480,7 +3342,7 @@
               <w:spacing w:line="360" w:lineRule="auto"/>
             </w:pPr>
             <w:r>
-              <w:t>34</w:t>
+              <w:t>26</w:t>
             </w:r>
           </w:p>
         </w:tc>
@@ -3557,7 +3419,7 @@
               <w:spacing w:line="360" w:lineRule="auto"/>
             </w:pPr>
             <w:r>
-              <w:t>36</w:t>
+              <w:t>27</w:t>
             </w:r>
           </w:p>
         </w:tc>
@@ -3634,7 +3496,7 @@
               <w:spacing w:line="360" w:lineRule="auto"/>
             </w:pPr>
             <w:r>
-              <w:t>40</w:t>
+              <w:t>31</w:t>
             </w:r>
           </w:p>
         </w:tc>
@@ -3711,7 +3573,7 @@
               <w:spacing w:line="360" w:lineRule="auto"/>
             </w:pPr>
             <w:r>
-              <w:t>46</w:t>
+              <w:t>33</w:t>
             </w:r>
           </w:p>
         </w:tc>
@@ -3788,7 +3650,7 @@
               <w:spacing w:line="360" w:lineRule="auto"/>
             </w:pPr>
             <w:r>
-              <w:t>48</w:t>
+              <w:t>38</w:t>
             </w:r>
           </w:p>
         </w:tc>
@@ -3865,7 +3727,7 @@
               <w:spacing w:line="360" w:lineRule="auto"/>
             </w:pPr>
             <w:r>
-              <w:t>51</w:t>
+              <w:t>43</w:t>
             </w:r>
           </w:p>
         </w:tc>
@@ -3942,7 +3804,7 @@
               <w:spacing w:line="360" w:lineRule="auto"/>
             </w:pPr>
             <w:r>
-              <w:t>53</w:t>
+              <w:t>44</w:t>
             </w:r>
           </w:p>
         </w:tc>
@@ -4019,7 +3881,7 @@
               <w:spacing w:line="360" w:lineRule="auto"/>
             </w:pPr>
             <w:r>
-              <w:t>55</w:t>
+              <w:t>45</w:t>
             </w:r>
           </w:p>
         </w:tc>
@@ -4096,7 +3958,7 @@
               <w:spacing w:line="360" w:lineRule="auto"/>
             </w:pPr>
             <w:r>
-              <w:t>56</w:t>
+              <w:t>46</w:t>
             </w:r>
           </w:p>
         </w:tc>
@@ -5350,10 +5212,7 @@
         </w:r>
       </w:fldSimple>
       <w:r>
-        <w:t>.1</w:t>
-      </w:r>
-      <w:r>
-        <w:t>A diagram showing how Backstage connects to GitLab and K8s.</w:t>
+        <w:t>.1A diagram showing how Backstage connects to GitLab and K8s.</w:t>
       </w:r>
     </w:p>
     <w:p>
@@ -5381,13 +5240,7 @@
       </w:pPr>
       <w:r>
         <w:lastRenderedPageBreak/>
-        <w:t xml:space="preserve">Sprinklr, founded in 2009 and headquartered in New York, operates one of the most comprehensive customer experience management platforms in the world, serving over 1,000 enterprise clients across more than 100 countries. Its engineering organization, spanning multiple continents, is structured around autonomous squads that own specific product domains. This organizational model — closely analogous to the "Spotify Model" of autonomous engineering squads — inherently generates a proliferation of microservices, each with its own deployment pipeline, documentation practices, and infrastructure configuration. By early 2025, the internal engineering landscape at Sprinklr comprised </w:t>
-      </w:r>
-      <w:r>
-        <w:t>thousands</w:t>
-      </w:r>
-      <w:r>
-        <w:t xml:space="preserve"> of microservices, each backed by separate GitLab repositories, ArgoCD application manifests, and Helm chart configurations. Without a unified layer to navigate this complexity, developers routinely spent disproportionate amounts of time on tasks that should ideally be automated or at least standardized.</w:t>
+        <w:t>Sprinklr, founded in 2009 and headquartered in New York, operates one of the most comprehensive customer experience management platforms in the world, serving over 1,000 enterprise clients across more than 100 countries. Its engineering organization, spanning multiple continents, is structured around autonomous squads that own specific product domains. This organizational model — closely analogous to the "Spotify Model" of autonomous engineering squads — inherently generates a proliferation of microservices, each with its own deployment pipeline, documentation practices, and infrastructure configuration. By early 2025, the internal engineering landscape at Sprinklr comprised thousands of microservices, each backed by separate GitLab repositories, ArgoCD application manifests, and Helm chart configurations. Without a unified layer to navigate this complexity, developers routinely spent disproportionate amounts of time on tasks that should ideally be automated or at least standardized.</w:t>
       </w:r>
     </w:p>
     <w:p>
@@ -5432,8 +5285,6 @@
       </w:pPr>
       <w:r>
         <w:t xml:space="preserve">The decision to build the Sprinklr IDP on Backstage was therefore not arbitrary. It was grounded in a careful evaluation of the available options — including commercial alternatives such as Cortex, Port, and Humanitec — against Sprinklr's specific requirements. The need for deep GitLab integration, the existing investment in ArgoCD for GitOps deployments, and the organizational </w:t>
-      </w:r>
-      <w:r>
         <w:lastRenderedPageBreak/>
         <w:t>preference for open-source, vendor-neutral tooling all pointed strongly toward Backstage as the foundation. The challenge, then, was not whether to adopt Backstage but how to configure, extend, and integrate it in a way that would genuinely improve the day-to-day experience of Sprinklr engineers rather than simply adding another tool to an already complex landscape.</w:t>
       </w:r>
@@ -5517,10 +5368,7 @@
         </w:r>
       </w:fldSimple>
       <w:r>
-        <w:t xml:space="preserve"> P</w:t>
-      </w:r>
-      <w:r>
-        <w:t>roject implementation schedule and milestones.</w:t>
+        <w:t xml:space="preserve"> Project implementation schedule and milestones.</w:t>
       </w:r>
     </w:p>
     <w:p>
@@ -5587,8 +5435,6 @@
       </w:r>
       <w:r>
         <w:t xml:space="preserve"> When a new service needed to be created, the responsible developer would typically copy the structure of an existing similar service and adapt it </w:t>
-      </w:r>
-      <w:r>
         <w:lastRenderedPageBreak/>
         <w:t>manually. This approach, while expedient in the short term, led to significant inconsistency in Dockerfile structures, Helm chart configurations, CI/CD pipeline setups, and service metadata. Over time, this inconsistency accumulated into technical debt that made it progressively harder to apply organization-wide changes such as security policy updates or resource limit standardization.</w:t>
       </w:r>
@@ -9685,10 +9531,7 @@
         <w:jc w:val="center"/>
       </w:pPr>
       <w:r>
-        <w:t xml:space="preserve">Figure 2.1 </w:t>
-      </w:r>
-      <w:r>
-        <w:t>Historical evolution of developer platforms (2010–2024).</w:t>
+        <w:t>Figure 2.1 Historical evolution of developer platforms (2010–2024).</w:t>
       </w:r>
     </w:p>
     <w:p>
@@ -9732,8 +9575,6 @@
       </w:r>
       <w:r>
         <w:t xml:space="preserve"> The early DevOps movement brought a proliferation of individual tools — Jenkins for CI/CD, Confluence for documentation, Jira for issue tracking, and Nagios or Zabbix for monitoring — but these tools operated largely in isolation. Service inventories were maintained in spreadsheets or Confluence pages that rapidly became stale. There was no concept of a machine-readable service catalog, and deployment configurations were hand-crafted per team. This era established the foundational principle that automation is preferable to manual process, but </w:t>
-      </w:r>
-      <w:r>
         <w:lastRenderedPageBreak/>
         <w:t>largely left the problem of discoverability and standardization unsolved. The operational overhead during this period was substantial, particularly in organizations that had adopted microservices early.</w:t>
       </w:r>
@@ -9818,8 +9659,6 @@
       </w:r>
       <w:r>
         <w:t xml:space="preserve"> This influential work introduced a structured framework for thinking about how engineering organizations should be structured to optimize flow. </w:t>
-      </w:r>
-      <w:r>
         <w:lastRenderedPageBreak/>
         <w:t>The concept of a "Platform Team" providing an "Internal Developer Platform" to Stream-Aligned Teams — the directly customer-serving engineering groups — is central to the book's recommendations. Skelton and Pais argue that the primary product of a Platform Team is not a collection of tools but a coherent developer experience characterized by ease of use, discoverability, and reliability. This framing influenced the emphasis in this project on treating Backstage not merely as a technical artifact but as a product that must be designed with its developer-users in mind.</w:t>
       </w:r>
@@ -9886,8 +9725,6 @@
       </w:r>
       <w:r>
         <w:t xml:space="preserve"> Presented at GOTO Amsterdam 2024, this talk documented a year-long case study of Backstage adoption at a mid-sized software </w:t>
-      </w:r>
-      <w:r>
         <w:lastRenderedPageBreak/>
         <w:t>company. Key insights included the observation that the initial adoption spike following deployment typically gave way to a plateau if teams did not actively onboard their services into the catalog. The presenter recommended a "migration sprint" approach in which platform engineers work directly with each product team to register their services, a recommendation that influenced the template-driven approach adopted in this project — making registration the terminal step of every software template execution so that new services are automatically enrolled in the catalog from the moment of creation.</w:t>
       </w:r>
@@ -9963,8 +9800,6 @@
       </w:r>
       <w:r>
         <w:t xml:space="preserve"> Red Hat's Developer Hub is a commercially supported, hardened distribution of Backstage that includes pre-configured plugins, enterprise authentication, and official Red Hat support contracts. It is the closest commercial alternative to a self-hosted Backstage deployment and shares the same plugin ecosystem. For the purposes of this project, the distinction between Red Hat Developer Hub and upstream Backstage was largely academic, as both would have </w:t>
-      </w:r>
-      <w:r>
         <w:lastRenderedPageBreak/>
         <w:t>supported the required integrations. The decision to use upstream Backstage was driven by cost considerations and the desire to work directly with the most recent plugin versions without waiting for Red Hat's release cadence.</w:t>
       </w:r>
@@ -10183,14 +10018,7 @@
                 <w:b/>
                 <w:bCs/>
               </w:rPr>
-              <w:t>Extensibility</w:t>
-            </w:r>
-            <w:r>
-              <w:rPr>
-                <w:b/>
-                <w:bCs/>
-              </w:rPr>
-              <w:t xml:space="preserve">  </w:t>
+              <w:t xml:space="preserve">Extensibility  </w:t>
             </w:r>
           </w:p>
         </w:tc>
@@ -10676,11 +10504,9 @@
             <w:pPr>
               <w:spacing w:line="360" w:lineRule="auto"/>
             </w:pPr>
-            <w:proofErr w:type="spellStart"/>
             <w:r>
               <w:t>Humanitec</w:t>
             </w:r>
-            <w:proofErr w:type="spellEnd"/>
           </w:p>
         </w:tc>
         <w:tc>
@@ -12313,8 +12139,6 @@
             </w:pPr>
             <w:r>
               <w:t xml:space="preserve">Sprinklr-specific GitLab integration </w:t>
-            </w:r>
-            <w:r>
               <w:lastRenderedPageBreak/>
               <w:t>with prod-gitlab.sprinklr.com domain and group-scoped catalog locations</w:t>
             </w:r>
@@ -12343,8 +12167,6 @@
             <w:r>
               <w:lastRenderedPageBreak/>
               <w:t xml:space="preserve">Generic Backstage documentation covers </w:t>
-            </w:r>
-            <w:r>
               <w:lastRenderedPageBreak/>
               <w:t>common providers; Sprinklr-specific configuration undocumented</w:t>
             </w:r>
@@ -12373,8 +12195,6 @@
             <w:r>
               <w:lastRenderedPageBreak/>
               <w:t xml:space="preserve">Custom app-config.yaml with Sprinklr GitLab host, scoped </w:t>
-            </w:r>
-            <w:r>
               <w:lastRenderedPageBreak/>
               <w:t>catalog location patterns, and token configuration</w:t>
             </w:r>
@@ -12884,10 +12704,7 @@
         </w:r>
       </w:fldSimple>
       <w:r>
-        <w:t xml:space="preserve">.1 </w:t>
-      </w:r>
-      <w:r>
-        <w:t>Backstage frontend and backend internal component architecture.</w:t>
+        <w:t>.1 Backstage frontend and backend internal component architecture.</w:t>
       </w:r>
     </w:p>
     <w:p>
@@ -12931,8 +12748,6 @@
       </w:r>
       <w:r>
         <w:t xml:space="preserve"> For a production deployment on a managed Kubernetes service such as Amazon EKS or Azure AKS, the incremental infrastructure cost of running a Backstage instance would be modest. Backstage itself requires approximately 512MB of memory and less than one vCPU under typical load. The PostgreSQL instance adds approximately 256MB. A small production-grade node pool addition to an existing cluster would be sufficient to host both components with adequate resource headroom. The cost-benefit case for production deployment is </w:t>
-      </w:r>
-      <w:r>
         <w:lastRenderedPageBreak/>
         <w:t>therefore highly favorable, particularly when amortized against the productivity gains documented in Chapter 5.</w:t>
       </w:r>
@@ -13112,10 +12927,7 @@
       </w:pPr>
       <w:r>
         <w:lastRenderedPageBreak/>
-        <w:t xml:space="preserve">Figure 3.2 </w:t>
-      </w:r>
-      <w:r>
-        <w:t>Logic flow for automated service scaffolding and registration.</w:t>
+        <w:t>Figure 3.2 Logic flow for automated service scaffolding and registration.</w:t>
       </w:r>
     </w:p>
     <w:p/>
@@ -13225,15 +13037,7 @@
         <w:spacing w:line="360" w:lineRule="auto"/>
       </w:pPr>
       <w:r>
-        <w:t xml:space="preserve">Figure 3.3 </w:t>
-      </w:r>
-      <w:proofErr w:type="spellStart"/>
-      <w:r>
-        <w:t>GitOps</w:t>
-      </w:r>
-      <w:proofErr w:type="spellEnd"/>
-      <w:r>
-        <w:t xml:space="preserve"> reconciliation sequence between GitLab and Kubernetes.</w:t>
+        <w:t>Figure 3.3 GitOps reconciliation sequence between GitLab and Kubernetes.</w:t>
       </w:r>
     </w:p>
     <w:p>
@@ -13403,18 +13207,7 @@
         </w:r>
       </w:fldSimple>
       <w:r>
-        <w:t xml:space="preserve"> </w:t>
-      </w:r>
-      <w:r>
-        <w:t xml:space="preserve">Data model showing relationships between </w:t>
-      </w:r>
-      <w:proofErr w:type="spellStart"/>
-      <w:r>
-        <w:t>catalog</w:t>
-      </w:r>
-      <w:proofErr w:type="spellEnd"/>
-      <w:r>
-        <w:t xml:space="preserve"> entities.</w:t>
+        <w:t xml:space="preserve"> Data model showing relationships between catalog entities.</w:t>
       </w:r>
     </w:p>
     <w:p>
@@ -13479,8 +13272,6 @@
       </w:pPr>
       <w:r>
         <w:t xml:space="preserve">This two-level model provides several advantages over a flat application model. First, it allows new services to be onboarded through a pure GitOps workflow — adding an application.yaml to the argocd-apps/ repository is sufficient to trigger deployment, without any direct interaction with the ArgoCD UI or CLI. Second, it provides a natural organizational structure in which the root-app serves as the authoritative inventory of all managed applications, analogous to a package manifest in a software dependency manager. Third, it integrates naturally with the CI validation approach, as the </w:t>
-      </w:r>
-      <w:r>
         <w:lastRenderedPageBreak/>
         <w:t>validate-backstage-ownership.sh script can enforce ownership annotations on all application.yaml files in a single pass.</w:t>
       </w:r>
@@ -14288,8 +14079,6 @@
             </w:pPr>
             <w:r>
               <w:t xml:space="preserve">Backstage officially recommends PostgreSQL for production use; Docker image readily available; </w:t>
-            </w:r>
-            <w:r>
               <w:lastRenderedPageBreak/>
               <w:t>ACID compliance ensures catalog consistency</w:t>
             </w:r>
@@ -14786,10 +14575,7 @@
         <w:spacing w:line="360" w:lineRule="auto"/>
       </w:pPr>
       <w:r>
-        <w:t xml:space="preserve">Figure 4.1 </w:t>
-      </w:r>
-      <w:r>
-        <w:t>Local development service topology in Docker Compose.</w:t>
+        <w:t>Figure 4.1 Local development service topology in Docker Compose.</w:t>
       </w:r>
     </w:p>
     <w:p>
@@ -14908,8 +14694,6 @@
       </w:pPr>
       <w:r>
         <w:t xml:space="preserve">The argocd block in app-config.yaml was configured with the ArgoCD username, password, and a named instance definition (localhost_argocd) pointing to the ARGOCD_BASE_URL environment variable. The appLocatorMethods section specifies the config type, which tells the plugin to use the instances defined directly in app-config.yaml rather than querying a discovery mechanism. A component entity displays ArgoCD information when its catalog-info.yaml carries the annotation </w:t>
-      </w:r>
-      <w:r>
         <w:lastRenderedPageBreak/>
         <w:t>argocd/app-name: &lt;application-name&gt; matching an application name known to the configured ArgoCD instance.</w:t>
       </w:r>
@@ -15009,10 +14793,7 @@
         <w:spacing w:line="360" w:lineRule="auto"/>
       </w:pPr>
       <w:r>
-        <w:t xml:space="preserve">Figure 4.3 </w:t>
-      </w:r>
-      <w:r>
-        <w:t>Sequential steps in the software template execution pipeline.</w:t>
+        <w:t>Figure 4.3 Sequential steps in the software template execution pipeline.</w:t>
       </w:r>
     </w:p>
     <w:p>
@@ -16257,8 +16038,6 @@
       </w:pPr>
       <w:r>
         <w:t xml:space="preserve">The docker-compose.yml defines four services. The backstage service builds the Backstage application from a multi-stage Dockerfile that compiles the TypeScript source in a node:22-bookworm-slim build stage and runs the compiled JavaScript in a lighter runtime stage. It exposes port 7007 and depends on the postgres service, waiting for it to report healthy via a health check before starting. The postgres service uses the official postgres:18-trixie image, mounts a named Docker volume (postgres_data) for data persistence, and is configured with POSTGRES_USER, POSTGRES_PASSWORD, and POSTGRES_DB environment variables. The argocd service runs a local ArgoCD instance for development testing. The rancher-desktop-integration is not a Docker </w:t>
-      </w:r>
-      <w:r>
         <w:lastRenderedPageBreak/>
         <w:t>Compose service per se but is configured separately through the Rancher Desktop kubeconfig, which is mounted into the Backstage container via a volume binding.</w:t>
       </w:r>
@@ -16583,15 +16362,7 @@
               <w:spacing w:line="360" w:lineRule="auto"/>
             </w:pPr>
             <w:r>
-              <w:t xml:space="preserve">Backstage accessible at http://localhost:7007; </w:t>
-            </w:r>
-            <w:proofErr w:type="spellStart"/>
-            <w:r>
-              <w:t>catalog</w:t>
-            </w:r>
-            <w:proofErr w:type="spellEnd"/>
-            <w:r>
-              <w:t xml:space="preserve"> page loads; no console errors</w:t>
+              <w:t>Backstage accessible at http://localhost:7007; catalog page loads; no console errors</w:t>
             </w:r>
           </w:p>
         </w:tc>
@@ -16668,15 +16439,7 @@
               <w:spacing w:line="360" w:lineRule="auto"/>
             </w:pPr>
             <w:r>
-              <w:t xml:space="preserve">Backstage running with </w:t>
-            </w:r>
-            <w:proofErr w:type="spellStart"/>
-            <w:r>
-              <w:t>catalog</w:t>
-            </w:r>
-            <w:proofErr w:type="spellEnd"/>
-            <w:r>
-              <w:t xml:space="preserve"> entities ingested</w:t>
+              <w:t>Backstage running with catalog entities ingested</w:t>
             </w:r>
           </w:p>
         </w:tc>
@@ -16725,13 +16488,8 @@
             <w:pPr>
               <w:spacing w:line="360" w:lineRule="auto"/>
             </w:pPr>
-            <w:proofErr w:type="spellStart"/>
-            <w:r>
-              <w:t>Catalog</w:t>
-            </w:r>
-            <w:proofErr w:type="spellEnd"/>
-            <w:r>
-              <w:t xml:space="preserve"> entities from previous session are preserved; no re-ingestion required</w:t>
+            <w:r>
+              <w:t>Catalog entities from previous session are preserved; no re-ingestion required</w:t>
             </w:r>
           </w:p>
         </w:tc>
@@ -16783,15 +16541,7 @@
               <w:spacing w:line="360" w:lineRule="auto"/>
             </w:pPr>
             <w:r>
-              <w:t xml:space="preserve">GitLab </w:t>
-            </w:r>
-            <w:proofErr w:type="spellStart"/>
-            <w:r>
-              <w:t>catalog</w:t>
-            </w:r>
-            <w:proofErr w:type="spellEnd"/>
-            <w:r>
-              <w:t xml:space="preserve"> discovery</w:t>
+              <w:t>GitLab catalog discovery</w:t>
             </w:r>
           </w:p>
         </w:tc>
@@ -16816,23 +16566,7 @@
               <w:spacing w:line="360" w:lineRule="auto"/>
             </w:pPr>
             <w:r>
-              <w:t xml:space="preserve">GITLAB_TOKEN set; </w:t>
-            </w:r>
-            <w:proofErr w:type="spellStart"/>
-            <w:r>
-              <w:t>catalog-info.yaml</w:t>
-            </w:r>
-            <w:proofErr w:type="spellEnd"/>
-            <w:r>
-              <w:t xml:space="preserve"> present in backstage-</w:t>
-            </w:r>
-            <w:proofErr w:type="spellStart"/>
-            <w:r>
-              <w:t>idp</w:t>
-            </w:r>
-            <w:proofErr w:type="spellEnd"/>
-            <w:r>
-              <w:t xml:space="preserve"> group repos</w:t>
+              <w:t>GITLAB_TOKEN set; catalog-info.yaml present in backstage-idp group repos</w:t>
             </w:r>
           </w:p>
         </w:tc>
@@ -16857,15 +16591,7 @@
               <w:spacing w:line="360" w:lineRule="auto"/>
             </w:pPr>
             <w:r>
-              <w:t xml:space="preserve">Navigate to Software </w:t>
-            </w:r>
-            <w:proofErr w:type="spellStart"/>
-            <w:r>
-              <w:t>Catalog</w:t>
-            </w:r>
-            <w:proofErr w:type="spellEnd"/>
-            <w:r>
-              <w:t xml:space="preserve"> in Backstage UI</w:t>
+              <w:t>Navigate to Software Catalog in Backstage UI</w:t>
             </w:r>
           </w:p>
         </w:tc>
@@ -16890,15 +16616,7 @@
               <w:spacing w:line="360" w:lineRule="auto"/>
             </w:pPr>
             <w:r>
-              <w:t xml:space="preserve">All repositories with </w:t>
-            </w:r>
-            <w:proofErr w:type="spellStart"/>
-            <w:r>
-              <w:t>catalog-info.yaml</w:t>
-            </w:r>
-            <w:proofErr w:type="spellEnd"/>
-            <w:r>
-              <w:t xml:space="preserve"> visible as Component entities with owner and lifecycle metadata</w:t>
+              <w:t>All repositories with catalog-info.yaml visible as Component entities with owner and lifecycle metadata</w:t>
             </w:r>
           </w:p>
         </w:tc>
@@ -16950,13 +16668,8 @@
             <w:pPr>
               <w:spacing w:line="360" w:lineRule="auto"/>
             </w:pPr>
-            <w:proofErr w:type="spellStart"/>
-            <w:r>
-              <w:t>Catalog</w:t>
-            </w:r>
-            <w:proofErr w:type="spellEnd"/>
-            <w:r>
-              <w:t xml:space="preserve"> entity metadata correctness</w:t>
+            <w:r>
+              <w:t>Catalog entity metadata correctness</w:t>
             </w:r>
           </w:p>
         </w:tc>
@@ -16980,13 +16693,8 @@
             <w:pPr>
               <w:spacing w:line="360" w:lineRule="auto"/>
             </w:pPr>
-            <w:proofErr w:type="spellStart"/>
-            <w:r>
-              <w:t>Catalog</w:t>
-            </w:r>
-            <w:proofErr w:type="spellEnd"/>
-            <w:r>
-              <w:t xml:space="preserve"> entities ingested from GitLab</w:t>
+            <w:r>
+              <w:t>Catalog entities ingested from GitLab</w:t>
             </w:r>
           </w:p>
         </w:tc>
@@ -17036,13 +16744,8 @@
               <w:spacing w:line="360" w:lineRule="auto"/>
             </w:pPr>
             <w:r>
-              <w:t xml:space="preserve">Entity page shows correct name, description, owner, lifecycle, and annotation values matching </w:t>
-            </w:r>
-            <w:proofErr w:type="spellStart"/>
-            <w:r>
-              <w:t>catalog-info.yaml</w:t>
-            </w:r>
-            <w:proofErr w:type="spellEnd"/>
+              <w:t>Entity page shows correct name, description, owner, lifecycle, and annotation values matching catalog-info.yaml</w:t>
+            </w:r>
           </w:p>
         </w:tc>
       </w:tr>
@@ -17092,13 +16795,8 @@
             <w:pPr>
               <w:spacing w:line="360" w:lineRule="auto"/>
             </w:pPr>
-            <w:proofErr w:type="spellStart"/>
-            <w:r>
-              <w:t>ArgoCD</w:t>
-            </w:r>
-            <w:proofErr w:type="spellEnd"/>
-            <w:r>
-              <w:t xml:space="preserve"> application sync status visibility</w:t>
+            <w:r>
+              <w:t>ArgoCD application sync status visibility</w:t>
             </w:r>
           </w:p>
         </w:tc>
@@ -17122,21 +16820,8 @@
             <w:pPr>
               <w:spacing w:line="360" w:lineRule="auto"/>
             </w:pPr>
-            <w:proofErr w:type="spellStart"/>
-            <w:r>
-              <w:t>ArgoCD</w:t>
-            </w:r>
-            <w:proofErr w:type="spellEnd"/>
-            <w:r>
-              <w:t xml:space="preserve"> running; service-d and service-x applications deployed; components annotated with </w:t>
-            </w:r>
-            <w:proofErr w:type="spellStart"/>
-            <w:r>
-              <w:t>argocd</w:t>
-            </w:r>
-            <w:proofErr w:type="spellEnd"/>
-            <w:r>
-              <w:t>/app-name</w:t>
+            <w:r>
+              <w:t>ArgoCD running; service-d and service-x applications deployed; components annotated with argocd/app-name</w:t>
             </w:r>
           </w:p>
         </w:tc>
@@ -17493,8 +17178,6 @@
             </w:pPr>
             <w:r>
               <w:t xml:space="preserve">Backend template — </w:t>
-            </w:r>
-            <w:r>
               <w:lastRenderedPageBreak/>
               <w:t>TypeScript Express scaffolding</w:t>
             </w:r>
@@ -17548,8 +17231,6 @@
             </w:pPr>
             <w:r>
               <w:t xml:space="preserve">Select Backend template; choose TypeScript, </w:t>
-            </w:r>
-            <w:r>
               <w:lastRenderedPageBreak/>
               <w:t>Express, Node runtime; fill fields; submit</w:t>
             </w:r>
@@ -17578,8 +17259,6 @@
             <w:r>
               <w:lastRenderedPageBreak/>
               <w:t xml:space="preserve">New GitLab repository with TypeScript Express </w:t>
-            </w:r>
-            <w:r>
               <w:lastRenderedPageBreak/>
               <w:t>skeleton; correct catalog registration</w:t>
             </w:r>
@@ -18016,8 +17695,6 @@
             </w:pPr>
             <w:r>
               <w:t xml:space="preserve">CI ownership validation — </w:t>
-            </w:r>
-            <w:r>
               <w:lastRenderedPageBreak/>
               <w:t>missing owner annotation</w:t>
             </w:r>
@@ -18512,8 +18189,6 @@
       </w:pPr>
       <w:r>
         <w:t xml:space="preserve">All credentials used by the platform — GitLab Personal Access Tokens, Docker Hub access tokens, ArgoCD username and password, and the Kubernetes service account token — are managed </w:t>
-      </w:r>
-      <w:r>
         <w:lastRenderedPageBreak/>
         <w:t>exclusively through environment variables. These variables are defined in a .env file that is explicitly excluded from version control via the .gitignore configuration. The docker-compose.yml file references these variables using the ${VARIABLE_NAME} syntax. This approach ensures that credentials are never hardcoded in any configuration file or source code that could be accidentally committed to a Git repository and exposed. For production deployments, these environment variables would be managed through a secrets management solution such as HashiCorp Vault or Kubernetes Secrets sealed with Sealed Secrets or External Secrets Operator.</w:t>
       </w:r>
@@ -18597,10 +18272,7 @@
         <w:jc w:val="center"/>
       </w:pPr>
       <w:r>
-        <w:t xml:space="preserve">Figure 4.2 </w:t>
-      </w:r>
-      <w:r>
-        <w:t>RBAC security flow for Kubernetes plugin authentication.</w:t>
+        <w:t>Figure 4.2 RBAC security flow for Kubernetes plugin authentication.</w:t>
       </w:r>
     </w:p>
     <w:p/>
@@ -19311,11 +18983,7 @@
       </w:pPr>
       <w:r>
         <w:fldChar w:fldCharType="begin"/>
-      </w:r>
-      <w:r>
         <w:instrText xml:space="preserve"> INCLUDEPICTURE "/Users/yash.malik/Library/Group Containers/UBF8T346G9.ms/WebArchiveCopyPasteTempFiles/com.microsoft.Word/116a00c5-7932-4e67-90bb-6b8c7b7e311d" \* MERGEFORMATINET </w:instrText>
-      </w:r>
-      <w:r>
         <w:fldChar w:fldCharType="separate"/>
       </w:r>
       <w:r>
@@ -19392,18 +19060,7 @@
         </w:r>
       </w:fldSimple>
       <w:r>
-        <w:t xml:space="preserve">.1 </w:t>
-      </w:r>
-      <w:r>
-        <w:t xml:space="preserve">Unified service discovery dashboard and </w:t>
-      </w:r>
-      <w:proofErr w:type="spellStart"/>
-      <w:r>
-        <w:t>catalog</w:t>
-      </w:r>
-      <w:proofErr w:type="spellEnd"/>
-      <w:r>
-        <w:t xml:space="preserve"> view.</w:t>
+        <w:t>.1 Unified service discovery dashboard and catalog view.</w:t>
       </w:r>
     </w:p>
     <w:p>
@@ -19414,11 +19071,7 @@
       </w:pPr>
       <w:r>
         <w:fldChar w:fldCharType="begin"/>
-      </w:r>
-      <w:r>
         <w:instrText xml:space="preserve"> INCLUDEPICTURE "/Users/yash.malik/Library/Group Containers/UBF8T346G9.ms/WebArchiveCopyPasteTempFiles/com.microsoft.Word/5af388b5-2091-4d77-ba06-1b484a07473b" \* MERGEFORMATINET </w:instrText>
-      </w:r>
-      <w:r>
         <w:fldChar w:fldCharType="separate"/>
       </w:r>
       <w:r>
@@ -19496,11 +19149,7 @@
       <w:r>
         <w:lastRenderedPageBreak/>
         <w:fldChar w:fldCharType="begin"/>
-      </w:r>
-      <w:r>
         <w:instrText xml:space="preserve"> INCLUDEPICTURE "/Users/yash.malik/Library/Group Containers/UBF8T346G9.ms/WebArchiveCopyPasteTempFiles/com.microsoft.Word/bdbc6a49-0816-473f-9158-cb28c4d7d07a" \* MERGEFORMATINET </w:instrText>
-      </w:r>
-      <w:r>
         <w:fldChar w:fldCharType="separate"/>
       </w:r>
       <w:r>
@@ -19566,15 +19215,7 @@
         <w:spacing w:line="360" w:lineRule="auto"/>
       </w:pPr>
       <w:r>
-        <w:t xml:space="preserve">Figure 5.2 </w:t>
-      </w:r>
-      <w:proofErr w:type="spellStart"/>
-      <w:r>
-        <w:t>ArgoCD</w:t>
-      </w:r>
-      <w:proofErr w:type="spellEnd"/>
-      <w:r>
-        <w:t xml:space="preserve"> Plugin</w:t>
+        <w:t>Figure 5.2 ArgoCD Plugin</w:t>
       </w:r>
     </w:p>
     <w:p>
@@ -19585,11 +19226,7 @@
       </w:pPr>
       <w:r>
         <w:fldChar w:fldCharType="begin"/>
-      </w:r>
-      <w:r>
         <w:instrText xml:space="preserve"> INCLUDEPICTURE "/Users/yash.malik/Library/Group Containers/UBF8T346G9.ms/WebArchiveCopyPasteTempFiles/com.microsoft.Word/3e575c95-b6c5-493a-bf3f-b81aa01ffdcf" \* MERGEFORMATINET </w:instrText>
-      </w:r>
-      <w:r>
         <w:fldChar w:fldCharType="separate"/>
       </w:r>
       <w:r>
@@ -19655,15 +19292,7 @@
         <w:spacing w:line="360" w:lineRule="auto"/>
       </w:pPr>
       <w:r>
-        <w:t xml:space="preserve">Figure 5.3 </w:t>
-      </w:r>
-      <w:proofErr w:type="spellStart"/>
-      <w:r>
-        <w:t>Kuberenetes</w:t>
-      </w:r>
-      <w:proofErr w:type="spellEnd"/>
-      <w:r>
-        <w:t xml:space="preserve"> Plugin</w:t>
+        <w:t>Figure 5.3 Kuberenetes Plugin</w:t>
       </w:r>
     </w:p>
     <w:p>
@@ -25837,8 +25466,6 @@
             </w:pPr>
             <w:r>
               <w:t xml:space="preserve">Manual GitLab search or Slack query; </w:t>
-            </w:r>
-            <w:r>
               <w:lastRenderedPageBreak/>
               <w:t>15–30 min per lookup</w:t>
             </w:r>
@@ -27159,8 +26786,6 @@
             </w:pPr>
             <w:r>
               <w:t xml:space="preserve">Every entity requires explicit spec.owner; CI validation enforces </w:t>
-            </w:r>
-            <w:r>
               <w:lastRenderedPageBreak/>
               <w:t>annotation on Helm charts and ArgoCD apps</w:t>
             </w:r>
@@ -28214,8 +27839,6 @@
       </w:r>
       <w:r>
         <w:t xml:space="preserve">Configure OAuth 2.0 authentication with Sprinklr's identity provider, enable the Backstage permission framework, </w:t>
-      </w:r>
-      <w:r>
         <w:lastRenderedPageBreak/>
         <w:t>and define a policy that grants read access to all catalog entities for all authenticated users while restricting write access to entity owners and platform administrators. This is a prerequisite for production deployment.</w:t>
       </w:r>
@@ -28781,16 +28404,7 @@
           <w:i/>
           <w:iCs/>
         </w:rPr>
-        <w:t>To be added</w:t>
-      </w:r>
-      <w:r>
-        <w:rPr>
-          <w:b w:val="0"/>
-          <w:bCs w:val="0"/>
-          <w:i/>
-          <w:iCs/>
-        </w:rPr>
-        <w:t xml:space="preserve"> when report comes in.</w:t>
+        <w:t>To be added when report comes in.</w:t>
       </w:r>
     </w:p>
     <w:p>
@@ -29411,8 +29025,6 @@
             </w:pPr>
             <w:r>
               <w:t xml:space="preserve">Modern Tool Usage — Create, select, and apply appropriate </w:t>
-            </w:r>
-            <w:r>
               <w:lastRenderedPageBreak/>
               <w:t>techniques and modern tools</w:t>
             </w:r>
@@ -30028,8 +29640,6 @@
             </w:pPr>
             <w:r>
               <w:t xml:space="preserve">Project Management — Demonstrate </w:t>
-            </w:r>
-            <w:r>
               <w:lastRenderedPageBreak/>
               <w:t>knowledge and understanding of engineering and management principles</w:t>
             </w:r>
